--- a/2026/MELO 3041/ANOTACIONES/ANOTACIONES PARA FEBRERO.docx
+++ b/2026/MELO 3041/ANOTACIONES/ANOTACIONES PARA FEBRERO.docx
@@ -8,22 +8,137 @@
       </w:r>
     </w:p>
     <w:p>
-      <w:r>
-        <w:t>el 05/01 habia abonado el 11A $403.153,51- El 11A sin deuda debe abonar  $223.925,51(le rehicimos los numeros) en Febrero</w:t>
-      </w:r>
+      <w:pPr>
+        <w:pStyle w:val="Prrafodelista"/>
+        <w:numPr>
+          <w:ilvl w:val="0"/>
+          <w:numId w:val="1"/>
+        </w:numPr>
+      </w:pPr>
+      <w:r>
+        <w:t xml:space="preserve">el 05/01 </w:t>
+      </w:r>
+      <w:proofErr w:type="spellStart"/>
+      <w:r>
+        <w:t>habia</w:t>
+      </w:r>
+      <w:proofErr w:type="spellEnd"/>
+      <w:r>
+        <w:t xml:space="preserve"> abonado el 11A $403.153,51- El 11A sin deuda debe </w:t>
+      </w:r>
+      <w:proofErr w:type="gramStart"/>
+      <w:r>
+        <w:t>abonar  $</w:t>
+      </w:r>
+      <w:proofErr w:type="gramEnd"/>
+      <w:r>
+        <w:t xml:space="preserve">223.925,51(le rehicimos los </w:t>
+      </w:r>
+      <w:proofErr w:type="spellStart"/>
+      <w:r>
+        <w:t>numeros</w:t>
+      </w:r>
+      <w:proofErr w:type="spellEnd"/>
+      <w:r>
+        <w:t xml:space="preserve">) en </w:t>
+      </w:r>
+      <w:proofErr w:type="gramStart"/>
+      <w:r>
+        <w:t>Febrero</w:t>
+      </w:r>
+      <w:proofErr w:type="gramEnd"/>
     </w:p>
     <w:p>
-      <w:r>
-        <w:t>El 03/01 habia abonado el 5B $115759,34 - El 5B sin deuda debe abonar  $119.270,34 (le rehicimos los numeros) en Febrero</w:t>
-      </w:r>
+      <w:pPr>
+        <w:pStyle w:val="Prrafodelista"/>
+        <w:numPr>
+          <w:ilvl w:val="0"/>
+          <w:numId w:val="1"/>
+        </w:numPr>
+      </w:pPr>
+      <w:r>
+        <w:t xml:space="preserve">El 03/01 </w:t>
+      </w:r>
+      <w:proofErr w:type="spellStart"/>
+      <w:r>
+        <w:t>habia</w:t>
+      </w:r>
+      <w:proofErr w:type="spellEnd"/>
+      <w:r>
+        <w:t xml:space="preserve"> abonado el 5B $115759,34 - El 5B sin deuda debe </w:t>
+      </w:r>
+      <w:proofErr w:type="gramStart"/>
+      <w:r>
+        <w:t>abonar  $</w:t>
+      </w:r>
+      <w:proofErr w:type="gramEnd"/>
+      <w:r>
+        <w:t xml:space="preserve">119.270,34 (le rehicimos los </w:t>
+      </w:r>
+      <w:proofErr w:type="spellStart"/>
+      <w:r>
+        <w:t>numeros</w:t>
+      </w:r>
+      <w:proofErr w:type="spellEnd"/>
+      <w:r>
+        <w:t xml:space="preserve">) en </w:t>
+      </w:r>
+      <w:proofErr w:type="gramStart"/>
+      <w:r>
+        <w:t>Febrero</w:t>
+      </w:r>
+      <w:proofErr w:type="gramEnd"/>
     </w:p>
     <w:p>
-      <w:r>
-        <w:t>El 09/01 habia abonado $117794 el 9 C - El 9C sin deuda debe abonar  $121.367,44 (le rehicimos los numeros) en Febrero</w:t>
-      </w:r>
+      <w:pPr>
+        <w:pStyle w:val="Prrafodelista"/>
+        <w:numPr>
+          <w:ilvl w:val="0"/>
+          <w:numId w:val="1"/>
+        </w:numPr>
+      </w:pPr>
+      <w:r>
+        <w:t xml:space="preserve">El 09/01 </w:t>
+      </w:r>
+      <w:proofErr w:type="spellStart"/>
+      <w:r>
+        <w:t>habia</w:t>
+      </w:r>
+      <w:proofErr w:type="spellEnd"/>
+      <w:r>
+        <w:t xml:space="preserve"> abonado $117794 el 9 C - El 9C sin deuda debe </w:t>
+      </w:r>
+      <w:proofErr w:type="gramStart"/>
+      <w:r>
+        <w:t>abonar  $</w:t>
+      </w:r>
+      <w:proofErr w:type="gramEnd"/>
+      <w:r>
+        <w:t xml:space="preserve">121.367,44 (le rehicimos los </w:t>
+      </w:r>
+      <w:proofErr w:type="spellStart"/>
+      <w:r>
+        <w:t>numeros</w:t>
+      </w:r>
+      <w:proofErr w:type="spellEnd"/>
+      <w:r>
+        <w:t xml:space="preserve">) en </w:t>
+      </w:r>
+      <w:proofErr w:type="gramStart"/>
+      <w:r>
+        <w:t>Febrero</w:t>
+      </w:r>
+      <w:proofErr w:type="gramEnd"/>
     </w:p>
     <w:p/>
     <w:p>
+      <w:pPr>
+        <w:pStyle w:val="Prrafodelista"/>
+        <w:numPr>
+          <w:ilvl w:val="0"/>
+          <w:numId w:val="1"/>
+        </w:numPr>
+      </w:pPr>
       <w:r>
         <w:t xml:space="preserve">El 10ª abono </w:t>
       </w:r>
@@ -32,6 +147,21 @@
       </w:r>
       <w:r>
         <w:t xml:space="preserve"> el 05/02</w:t>
+      </w:r>
+    </w:p>
+    <w:p/>
+    <w:p/>
+    <w:p/>
+    <w:p>
+      <w:pPr>
+        <w:pStyle w:val="Prrafodelista"/>
+        <w:numPr>
+          <w:ilvl w:val="0"/>
+          <w:numId w:val="1"/>
+        </w:numPr>
+      </w:pPr>
+      <w:r>
+        <w:t>La UF ,38 abono el mes anterior con 0,35. Hay que corregirlo</w:t>
       </w:r>
     </w:p>
     <w:sectPr>
@@ -42,6 +172,127 @@
     </w:sectPr>
   </w:body>
 </w:document>
+</file>
+
+<file path=word/numbering.xml><?xml version="1.0" encoding="utf-8"?>
+<w:numbering xmlns:wpc="http://schemas.microsoft.com/office/word/2010/wordprocessingCanvas" xmlns:cx="http://schemas.microsoft.com/office/drawing/2014/chartex" xmlns:cx1="http://schemas.microsoft.com/office/drawing/2015/9/8/chartex" xmlns:cx2="http://schemas.microsoft.com/office/drawing/2015/10/21/chartex" xmlns:cx3="http://schemas.microsoft.com/office/drawing/2016/5/9/chartex" xmlns:cx4="http://schemas.microsoft.com/office/drawing/2016/5/10/chartex" xmlns:cx5="http://schemas.microsoft.com/office/drawing/2016/5/11/chartex" xmlns:cx6="http://schemas.microsoft.com/office/drawing/2016/5/12/chartex" xmlns:cx7="http://schemas.microsoft.com/office/drawing/2016/5/13/chartex" xmlns:cx8="http://schemas.microsoft.com/office/drawing/2016/5/14/chartex" xmlns:mc="http://schemas.openxmlformats.org/markup-compatibility/2006" xmlns:aink="http://schemas.microsoft.com/office/drawing/2016/ink" xmlns:am3d="http://schemas.microsoft.com/office/drawing/2017/model3d" xmlns:o="urn:schemas-microsoft-com:office:office" xmlns:oel="http://schemas.microsoft.com/office/2019/extlst" xmlns:r="http://schemas.openxmlformats.org/officeDocument/2006/relationships" xmlns:m="http://schemas.openxmlformats.org/officeDocument/2006/math" xmlns:v="urn:schemas-microsoft-com:vml" xmlns:wp14="http://schemas.microsoft.com/office/word/2010/wordprocessingDrawing" xmlns:wp="http://schemas.openxmlformats.org/drawingml/2006/wordprocessingDrawing" xmlns:w10="urn:schemas-microsoft-com:office:word" xmlns:w="http://schemas.openxmlformats.org/wordprocessingml/2006/main" xmlns:w14="http://schemas.microsoft.com/office/word/2010/wordml" xmlns:w15="http://schemas.microsoft.com/office/word/2012/wordml" xmlns:w16cex="http://schemas.microsoft.com/office/word/2018/wordml/cex" xmlns:w16cid="http://schemas.microsoft.com/office/word/2016/wordml/cid" xmlns:w16="http://schemas.microsoft.com/office/word/2018/wordml" xmlns:w16du="http://schemas.microsoft.com/office/word/2023/wordml/word16du" xmlns:w16sdtdh="http://schemas.microsoft.com/office/word/2020/wordml/sdtdatahash" xmlns:w16sdtfl="http://schemas.microsoft.com/office/word/2024/wordml/sdtformatlock" xmlns:w16se="http://schemas.microsoft.com/office/word/2015/wordml/symex" xmlns:wpg="http://schemas.microsoft.com/office/word/2010/wordprocessingGroup" xmlns:wpi="http://schemas.microsoft.com/office/word/2010/wordprocessingInk" xmlns:wne="http://schemas.microsoft.com/office/word/2006/wordml" xmlns:wps="http://schemas.microsoft.com/office/word/2010/wordprocessingShape" mc:Ignorable="w14 w15 w16se w16cid w16 w16cex w16sdtdh w16sdtfl w16du wp14">
+  <w:abstractNum w:abstractNumId="0" w15:restartNumberingAfterBreak="0">
+    <w:nsid w:val="7DE17DBA"/>
+    <w:multiLevelType w:val="hybridMultilevel"/>
+    <w:tmpl w:val="18AA831C"/>
+    <w:lvl w:ilvl="0" w:tplc="2C0A0001">
+      <w:start w:val="1"/>
+      <w:numFmt w:val="bullet"/>
+      <w:lvlText w:val=""/>
+      <w:lvlJc w:val="left"/>
+      <w:pPr>
+        <w:ind w:left="720" w:hanging="360"/>
+      </w:pPr>
+      <w:rPr>
+        <w:rFonts w:ascii="Symbol" w:hAnsi="Symbol" w:hint="default"/>
+      </w:rPr>
+    </w:lvl>
+    <w:lvl w:ilvl="1" w:tplc="2C0A0003" w:tentative="1">
+      <w:start w:val="1"/>
+      <w:numFmt w:val="bullet"/>
+      <w:lvlText w:val="o"/>
+      <w:lvlJc w:val="left"/>
+      <w:pPr>
+        <w:ind w:left="1440" w:hanging="360"/>
+      </w:pPr>
+      <w:rPr>
+        <w:rFonts w:ascii="Courier New" w:hAnsi="Courier New" w:cs="Courier New" w:hint="default"/>
+      </w:rPr>
+    </w:lvl>
+    <w:lvl w:ilvl="2" w:tplc="2C0A0005" w:tentative="1">
+      <w:start w:val="1"/>
+      <w:numFmt w:val="bullet"/>
+      <w:lvlText w:val=""/>
+      <w:lvlJc w:val="left"/>
+      <w:pPr>
+        <w:ind w:left="2160" w:hanging="360"/>
+      </w:pPr>
+      <w:rPr>
+        <w:rFonts w:ascii="Wingdings" w:hAnsi="Wingdings" w:hint="default"/>
+      </w:rPr>
+    </w:lvl>
+    <w:lvl w:ilvl="3" w:tplc="2C0A0001" w:tentative="1">
+      <w:start w:val="1"/>
+      <w:numFmt w:val="bullet"/>
+      <w:lvlText w:val=""/>
+      <w:lvlJc w:val="left"/>
+      <w:pPr>
+        <w:ind w:left="2880" w:hanging="360"/>
+      </w:pPr>
+      <w:rPr>
+        <w:rFonts w:ascii="Symbol" w:hAnsi="Symbol" w:hint="default"/>
+      </w:rPr>
+    </w:lvl>
+    <w:lvl w:ilvl="4" w:tplc="2C0A0003" w:tentative="1">
+      <w:start w:val="1"/>
+      <w:numFmt w:val="bullet"/>
+      <w:lvlText w:val="o"/>
+      <w:lvlJc w:val="left"/>
+      <w:pPr>
+        <w:ind w:left="3600" w:hanging="360"/>
+      </w:pPr>
+      <w:rPr>
+        <w:rFonts w:ascii="Courier New" w:hAnsi="Courier New" w:cs="Courier New" w:hint="default"/>
+      </w:rPr>
+    </w:lvl>
+    <w:lvl w:ilvl="5" w:tplc="2C0A0005" w:tentative="1">
+      <w:start w:val="1"/>
+      <w:numFmt w:val="bullet"/>
+      <w:lvlText w:val=""/>
+      <w:lvlJc w:val="left"/>
+      <w:pPr>
+        <w:ind w:left="4320" w:hanging="360"/>
+      </w:pPr>
+      <w:rPr>
+        <w:rFonts w:ascii="Wingdings" w:hAnsi="Wingdings" w:hint="default"/>
+      </w:rPr>
+    </w:lvl>
+    <w:lvl w:ilvl="6" w:tplc="2C0A0001" w:tentative="1">
+      <w:start w:val="1"/>
+      <w:numFmt w:val="bullet"/>
+      <w:lvlText w:val=""/>
+      <w:lvlJc w:val="left"/>
+      <w:pPr>
+        <w:ind w:left="5040" w:hanging="360"/>
+      </w:pPr>
+      <w:rPr>
+        <w:rFonts w:ascii="Symbol" w:hAnsi="Symbol" w:hint="default"/>
+      </w:rPr>
+    </w:lvl>
+    <w:lvl w:ilvl="7" w:tplc="2C0A0003" w:tentative="1">
+      <w:start w:val="1"/>
+      <w:numFmt w:val="bullet"/>
+      <w:lvlText w:val="o"/>
+      <w:lvlJc w:val="left"/>
+      <w:pPr>
+        <w:ind w:left="5760" w:hanging="360"/>
+      </w:pPr>
+      <w:rPr>
+        <w:rFonts w:ascii="Courier New" w:hAnsi="Courier New" w:cs="Courier New" w:hint="default"/>
+      </w:rPr>
+    </w:lvl>
+    <w:lvl w:ilvl="8" w:tplc="2C0A0005" w:tentative="1">
+      <w:start w:val="1"/>
+      <w:numFmt w:val="bullet"/>
+      <w:lvlText w:val=""/>
+      <w:lvlJc w:val="left"/>
+      <w:pPr>
+        <w:ind w:left="6480" w:hanging="360"/>
+      </w:pPr>
+      <w:rPr>
+        <w:rFonts w:ascii="Wingdings" w:hAnsi="Wingdings" w:hint="default"/>
+      </w:rPr>
+    </w:lvl>
+  </w:abstractNum>
+  <w:num w:numId="1" w16cid:durableId="1403261258">
+    <w:abstractNumId w:val="0"/>
+  </w:num>
+</w:numbering>
 </file>
 
 <file path=word/styles.xml><?xml version="1.0" encoding="utf-8"?>

--- a/2026/MELO 3041/ANOTACIONES/ANOTACIONES PARA FEBRERO.docx
+++ b/2026/MELO 3041/ANOTACIONES/ANOTACIONES PARA FEBRERO.docx
@@ -16,37 +16,8 @@
         </w:numPr>
       </w:pPr>
       <w:r>
-        <w:t xml:space="preserve">el 05/01 </w:t>
+        <w:t>el 05/01 habia abonado el 11A $403.153,51- El 11A sin deuda debe abonar  $223.925,51(le rehicimos los numeros) en Febrero</w:t>
       </w:r>
-      <w:proofErr w:type="spellStart"/>
-      <w:r>
-        <w:t>habia</w:t>
-      </w:r>
-      <w:proofErr w:type="spellEnd"/>
-      <w:r>
-        <w:t xml:space="preserve"> abonado el 11A $403.153,51- El 11A sin deuda debe </w:t>
-      </w:r>
-      <w:proofErr w:type="gramStart"/>
-      <w:r>
-        <w:t>abonar  $</w:t>
-      </w:r>
-      <w:proofErr w:type="gramEnd"/>
-      <w:r>
-        <w:t xml:space="preserve">223.925,51(le rehicimos los </w:t>
-      </w:r>
-      <w:proofErr w:type="spellStart"/>
-      <w:r>
-        <w:t>numeros</w:t>
-      </w:r>
-      <w:proofErr w:type="spellEnd"/>
-      <w:r>
-        <w:t xml:space="preserve">) en </w:t>
-      </w:r>
-      <w:proofErr w:type="gramStart"/>
-      <w:r>
-        <w:t>Febrero</w:t>
-      </w:r>
-      <w:proofErr w:type="gramEnd"/>
     </w:p>
     <w:p>
       <w:pPr>
@@ -57,37 +28,8 @@
         </w:numPr>
       </w:pPr>
       <w:r>
-        <w:t xml:space="preserve">El 03/01 </w:t>
+        <w:t>El 03/01 habia abonado el 5B $115759,34 - El 5B sin deuda debe abonar  $119.270,34 (le rehicimos los numeros) en Febrero</w:t>
       </w:r>
-      <w:proofErr w:type="spellStart"/>
-      <w:r>
-        <w:t>habia</w:t>
-      </w:r>
-      <w:proofErr w:type="spellEnd"/>
-      <w:r>
-        <w:t xml:space="preserve"> abonado el 5B $115759,34 - El 5B sin deuda debe </w:t>
-      </w:r>
-      <w:proofErr w:type="gramStart"/>
-      <w:r>
-        <w:t>abonar  $</w:t>
-      </w:r>
-      <w:proofErr w:type="gramEnd"/>
-      <w:r>
-        <w:t xml:space="preserve">119.270,34 (le rehicimos los </w:t>
-      </w:r>
-      <w:proofErr w:type="spellStart"/>
-      <w:r>
-        <w:t>numeros</w:t>
-      </w:r>
-      <w:proofErr w:type="spellEnd"/>
-      <w:r>
-        <w:t xml:space="preserve">) en </w:t>
-      </w:r>
-      <w:proofErr w:type="gramStart"/>
-      <w:r>
-        <w:t>Febrero</w:t>
-      </w:r>
-      <w:proofErr w:type="gramEnd"/>
     </w:p>
     <w:p>
       <w:pPr>
@@ -98,39 +40,9 @@
         </w:numPr>
       </w:pPr>
       <w:r>
-        <w:t xml:space="preserve">El 09/01 </w:t>
+        <w:t>El 09/01 habia abonado $117794 el 9 C - El 9C sin deuda debe abonar  $121.367,44 (le rehicimos los numeros) en Febrero</w:t>
       </w:r>
-      <w:proofErr w:type="spellStart"/>
-      <w:r>
-        <w:t>habia</w:t>
-      </w:r>
-      <w:proofErr w:type="spellEnd"/>
-      <w:r>
-        <w:t xml:space="preserve"> abonado $117794 el 9 C - El 9C sin deuda debe </w:t>
-      </w:r>
-      <w:proofErr w:type="gramStart"/>
-      <w:r>
-        <w:t>abonar  $</w:t>
-      </w:r>
-      <w:proofErr w:type="gramEnd"/>
-      <w:r>
-        <w:t xml:space="preserve">121.367,44 (le rehicimos los </w:t>
-      </w:r>
-      <w:proofErr w:type="spellStart"/>
-      <w:r>
-        <w:t>numeros</w:t>
-      </w:r>
-      <w:proofErr w:type="spellEnd"/>
-      <w:r>
-        <w:t xml:space="preserve">) en </w:t>
-      </w:r>
-      <w:proofErr w:type="gramStart"/>
-      <w:r>
-        <w:t>Febrero</w:t>
-      </w:r>
-      <w:proofErr w:type="gramEnd"/>
     </w:p>
-    <w:p/>
     <w:p>
       <w:pPr>
         <w:pStyle w:val="Prrafodelista"/>
@@ -149,9 +61,6 @@
         <w:t xml:space="preserve"> el 05/02</w:t>
       </w:r>
     </w:p>
-    <w:p/>
-    <w:p/>
-    <w:p/>
     <w:p>
       <w:pPr>
         <w:pStyle w:val="Prrafodelista"/>

--- a/2026/MELO 3041/ANOTACIONES/ANOTACIONES PARA FEBRERO.docx
+++ b/2026/MELO 3041/ANOTACIONES/ANOTACIONES PARA FEBRERO.docx
@@ -42,6 +42,25 @@
       <w:r>
         <w:t>El 09/01 habia abonado $117794 el 9 C - El 9C sin deuda debe abonar  $121.367,44 (le rehicimos los numeros) en Febrero</w:t>
       </w:r>
+      <w:r>
+        <w:t xml:space="preserve"> – Abona </w:t>
+      </w:r>
+      <w:r>
+        <w:t>$121.367,13</w:t>
+      </w:r>
+      <w:r>
+        <w:t xml:space="preserve"> el 10/02 y lo ponemos pago x completo</w:t>
+      </w:r>
+    </w:p>
+    <w:p>
+      <w:pPr>
+        <w:pStyle w:val="Prrafodelista"/>
+      </w:pPr>
+    </w:p>
+    <w:p>
+      <w:pPr>
+        <w:pStyle w:val="Prrafodelista"/>
+      </w:pPr>
     </w:p>
     <w:p>
       <w:pPr>

--- a/2026/MELO 3041/ANOTACIONES/ANOTACIONES PARA FEBRERO.docx
+++ b/2026/MELO 3041/ANOTACIONES/ANOTACIONES PARA FEBRERO.docx
@@ -1,6 +1,6 @@
 
 <file path=word/document.xml><?xml version="1.0" encoding="utf-8"?>
-<w:document xmlns:wpc="http://schemas.microsoft.com/office/word/2010/wordprocessingCanvas" xmlns:cx="http://schemas.microsoft.com/office/drawing/2014/chartex" xmlns:cx1="http://schemas.microsoft.com/office/drawing/2015/9/8/chartex" xmlns:cx2="http://schemas.microsoft.com/office/drawing/2015/10/21/chartex" xmlns:cx3="http://schemas.microsoft.com/office/drawing/2016/5/9/chartex" xmlns:cx4="http://schemas.microsoft.com/office/drawing/2016/5/10/chartex" xmlns:cx5="http://schemas.microsoft.com/office/drawing/2016/5/11/chartex" xmlns:cx6="http://schemas.microsoft.com/office/drawing/2016/5/12/chartex" xmlns:cx7="http://schemas.microsoft.com/office/drawing/2016/5/13/chartex" xmlns:cx8="http://schemas.microsoft.com/office/drawing/2016/5/14/chartex" xmlns:mc="http://schemas.openxmlformats.org/markup-compatibility/2006" xmlns:aink="http://schemas.microsoft.com/office/drawing/2016/ink" xmlns:am3d="http://schemas.microsoft.com/office/drawing/2017/model3d" xmlns:o="urn:schemas-microsoft-com:office:office" xmlns:oel="http://schemas.microsoft.com/office/2019/extlst" xmlns:r="http://schemas.openxmlformats.org/officeDocument/2006/relationships" xmlns:m="http://schemas.openxmlformats.org/officeDocument/2006/math" xmlns:v="urn:schemas-microsoft-com:vml" xmlns:wp14="http://schemas.microsoft.com/office/word/2010/wordprocessingDrawing" xmlns:wp="http://schemas.openxmlformats.org/drawingml/2006/wordprocessingDrawing" xmlns:w10="urn:schemas-microsoft-com:office:word" xmlns:w="http://schemas.openxmlformats.org/wordprocessingml/2006/main" xmlns:w14="http://schemas.microsoft.com/office/word/2010/wordml" xmlns:w15="http://schemas.microsoft.com/office/word/2012/wordml" xmlns:w16cex="http://schemas.microsoft.com/office/word/2018/wordml/cex" xmlns:w16cid="http://schemas.microsoft.com/office/word/2016/wordml/cid" xmlns:w16="http://schemas.microsoft.com/office/word/2018/wordml" xmlns:w16du="http://schemas.microsoft.com/office/word/2023/wordml/word16du" xmlns:w16sdtdh="http://schemas.microsoft.com/office/word/2020/wordml/sdtdatahash" xmlns:w16sdtfl="http://schemas.microsoft.com/office/word/2024/wordml/sdtformatlock" xmlns:w16se="http://schemas.microsoft.com/office/word/2015/wordml/symex" xmlns:wpg="http://schemas.microsoft.com/office/word/2010/wordprocessingGroup" xmlns:wpi="http://schemas.microsoft.com/office/word/2010/wordprocessingInk" xmlns:wne="http://schemas.microsoft.com/office/word/2006/wordml" xmlns:wps="http://schemas.microsoft.com/office/word/2010/wordprocessingShape" mc:Ignorable="w14 w15 w16se w16cid w16 w16cex w16sdtdh w16sdtfl w16du wp14">
+<w:document xmlns:wpc="http://schemas.microsoft.com/office/word/2010/wordprocessingCanvas" xmlns:cx="http://schemas.microsoft.com/office/drawing/2014/chartex" xmlns:cx1="http://schemas.microsoft.com/office/drawing/2015/9/8/chartex" xmlns:cx2="http://schemas.microsoft.com/office/drawing/2015/10/21/chartex" xmlns:cx3="http://schemas.microsoft.com/office/drawing/2016/5/9/chartex" xmlns:cx4="http://schemas.microsoft.com/office/drawing/2016/5/10/chartex" xmlns:cx5="http://schemas.microsoft.com/office/drawing/2016/5/11/chartex" xmlns:cx6="http://schemas.microsoft.com/office/drawing/2016/5/12/chartex" xmlns:cx7="http://schemas.microsoft.com/office/drawing/2016/5/13/chartex" xmlns:cx8="http://schemas.microsoft.com/office/drawing/2016/5/14/chartex" xmlns:mc="http://schemas.openxmlformats.org/markup-compatibility/2006" xmlns:aink="http://schemas.microsoft.com/office/drawing/2016/ink" xmlns:am3d="http://schemas.microsoft.com/office/drawing/2017/model3d" xmlns:o="urn:schemas-microsoft-com:office:office" xmlns:r="http://schemas.openxmlformats.org/officeDocument/2006/relationships" xmlns:m="http://schemas.openxmlformats.org/officeDocument/2006/math" xmlns:v="urn:schemas-microsoft-com:vml" xmlns:wp14="http://schemas.microsoft.com/office/word/2010/wordprocessingDrawing" xmlns:wp="http://schemas.openxmlformats.org/drawingml/2006/wordprocessingDrawing" xmlns:w10="urn:schemas-microsoft-com:office:word" xmlns:w="http://schemas.openxmlformats.org/wordprocessingml/2006/main" xmlns:w14="http://schemas.microsoft.com/office/word/2010/wordml" xmlns:w15="http://schemas.microsoft.com/office/word/2012/wordml" xmlns:w16cex="http://schemas.microsoft.com/office/word/2018/wordml/cex" xmlns:w16cid="http://schemas.microsoft.com/office/word/2016/wordml/cid" xmlns:w16="http://schemas.microsoft.com/office/word/2018/wordml" xmlns:w16sdtdh="http://schemas.microsoft.com/office/word/2020/wordml/sdtdatahash" xmlns:w16se="http://schemas.microsoft.com/office/word/2015/wordml/symex" xmlns:wpg="http://schemas.microsoft.com/office/word/2010/wordprocessingGroup" xmlns:wpi="http://schemas.microsoft.com/office/word/2010/wordprocessingInk" xmlns:wne="http://schemas.microsoft.com/office/word/2006/wordml" xmlns:wps="http://schemas.microsoft.com/office/word/2010/wordprocessingShape" mc:Ignorable="w14 w15 w16se w16cid w16 w16cex w16sdtdh wp14">
   <w:body>
     <w:p>
       <w:r>
@@ -16,8 +16,63 @@
         </w:numPr>
       </w:pPr>
       <w:r>
-        <w:t>el 05/01 habia abonado el 11A $403.153,51- El 11A sin deuda debe abonar  $223.925,51(le rehicimos los numeros) en Febrero</w:t>
-      </w:r>
+        <w:t xml:space="preserve">el 05/01 </w:t>
+      </w:r>
+      <w:proofErr w:type="spellStart"/>
+      <w:r>
+        <w:t>habia</w:t>
+      </w:r>
+      <w:proofErr w:type="spellEnd"/>
+      <w:r>
+        <w:t xml:space="preserve"> abonado el 11A $403.153,51- El 11A sin deuda debe </w:t>
+      </w:r>
+      <w:proofErr w:type="gramStart"/>
+      <w:r>
+        <w:t>abonar  $</w:t>
+      </w:r>
+      <w:proofErr w:type="gramEnd"/>
+      <w:r>
+        <w:t xml:space="preserve">223.925,51(le rehicimos los </w:t>
+      </w:r>
+      <w:proofErr w:type="spellStart"/>
+      <w:r>
+        <w:t>numeros</w:t>
+      </w:r>
+      <w:proofErr w:type="spellEnd"/>
+      <w:r>
+        <w:t>) en Febrero</w:t>
+      </w:r>
+      <w:r>
+        <w:t xml:space="preserve"> - </w:t>
+      </w:r>
+      <w:r>
+        <w:rPr>
+          <w:highlight w:val="yellow"/>
+        </w:rPr>
+        <w:t>L</w:t>
+      </w:r>
+      <w:r>
+        <w:rPr>
+          <w:highlight w:val="yellow"/>
+        </w:rPr>
+        <w:t>a</w:t>
+      </w:r>
+      <w:r>
+        <w:rPr>
+          <w:highlight w:val="yellow"/>
+        </w:rPr>
+        <w:t xml:space="preserve"> ponemos paga en su totalidad , queda restar de la caja la identificación de la transferencia no identificada del mes anterior</w:t>
+      </w:r>
+    </w:p>
+    <w:p>
+      <w:pPr>
+        <w:pStyle w:val="Prrafodelista"/>
+      </w:pPr>
+    </w:p>
+    <w:p>
+      <w:pPr>
+        <w:pStyle w:val="Prrafodelista"/>
+      </w:pPr>
     </w:p>
     <w:p>
       <w:pPr>
@@ -28,9 +83,56 @@
         </w:numPr>
       </w:pPr>
       <w:r>
-        <w:t>El 03/01 habia abonado el 5B $115759,34 - El 5B sin deuda debe abonar  $119.270,34 (le rehicimos los numeros) en Febrero</w:t>
+        <w:t xml:space="preserve">El 03/01 </w:t>
+      </w:r>
+      <w:proofErr w:type="spellStart"/>
+      <w:r>
+        <w:t>habia</w:t>
+      </w:r>
+      <w:proofErr w:type="spellEnd"/>
+      <w:r>
+        <w:t xml:space="preserve"> abonado el 5B $115759,34 - El 5B sin deuda debe </w:t>
+      </w:r>
+      <w:proofErr w:type="gramStart"/>
+      <w:r>
+        <w:t>abonar  $</w:t>
+      </w:r>
+      <w:proofErr w:type="gramEnd"/>
+      <w:r>
+        <w:t xml:space="preserve">119.270,34 (le rehicimos los </w:t>
+      </w:r>
+      <w:proofErr w:type="spellStart"/>
+      <w:r>
+        <w:t>numeros</w:t>
+      </w:r>
+      <w:proofErr w:type="spellEnd"/>
+      <w:r>
+        <w:t>) en Febrero</w:t>
+      </w:r>
+      <w:r>
+        <w:t xml:space="preserve"> – </w:t>
+      </w:r>
+      <w:r>
+        <w:rPr>
+          <w:highlight w:val="yellow"/>
+        </w:rPr>
+        <w:t>L</w:t>
+      </w:r>
+      <w:r>
+        <w:rPr>
+          <w:highlight w:val="yellow"/>
+        </w:rPr>
+        <w:t>a</w:t>
+      </w:r>
+      <w:r>
+        <w:rPr>
+          <w:highlight w:val="yellow"/>
+        </w:rPr>
+        <w:t xml:space="preserve"> ponemos paga en su totalidad , queda restar de la caja la identificación de la transferencia no identificada del mes anterior</w:t>
       </w:r>
     </w:p>
+    <w:p/>
+    <w:p/>
     <w:p>
       <w:pPr>
         <w:pStyle w:val="Prrafodelista"/>
@@ -40,7 +142,31 @@
         </w:numPr>
       </w:pPr>
       <w:r>
-        <w:t>El 09/01 habia abonado $117794 el 9 C - El 9C sin deuda debe abonar  $121.367,44 (le rehicimos los numeros) en Febrero</w:t>
+        <w:t xml:space="preserve">El 09/01 </w:t>
+      </w:r>
+      <w:proofErr w:type="spellStart"/>
+      <w:r>
+        <w:t>habia</w:t>
+      </w:r>
+      <w:proofErr w:type="spellEnd"/>
+      <w:r>
+        <w:t xml:space="preserve"> abonado $117794 el 9 C - El 9C sin deuda debe </w:t>
+      </w:r>
+      <w:proofErr w:type="gramStart"/>
+      <w:r>
+        <w:t>abonar  $</w:t>
+      </w:r>
+      <w:proofErr w:type="gramEnd"/>
+      <w:r>
+        <w:t xml:space="preserve">121.367,44 (le rehicimos los </w:t>
+      </w:r>
+      <w:proofErr w:type="spellStart"/>
+      <w:r>
+        <w:t>numeros</w:t>
+      </w:r>
+      <w:proofErr w:type="spellEnd"/>
+      <w:r>
+        <w:t>) en Febrero</w:t>
       </w:r>
       <w:r>
         <w:t xml:space="preserve"> – Abona </w:t>
@@ -51,17 +177,29 @@
       <w:r>
         <w:t xml:space="preserve"> el 10/02 y lo ponemos pago x completo</w:t>
       </w:r>
+      <w:r>
+        <w:t xml:space="preserve"> - </w:t>
+      </w:r>
+      <w:r>
+        <w:rPr>
+          <w:highlight w:val="yellow"/>
+        </w:rPr>
+        <w:t>L</w:t>
+      </w:r>
+      <w:r>
+        <w:rPr>
+          <w:highlight w:val="yellow"/>
+        </w:rPr>
+        <w:t>a</w:t>
+      </w:r>
+      <w:r>
+        <w:rPr>
+          <w:highlight w:val="yellow"/>
+        </w:rPr>
+        <w:t xml:space="preserve"> ponemos paga en su totalidad , queda restar de la caja la identificación de la transferencia no identificada del mes anterior</w:t>
+      </w:r>
     </w:p>
-    <w:p>
-      <w:pPr>
-        <w:pStyle w:val="Prrafodelista"/>
-      </w:pPr>
-    </w:p>
-    <w:p>
-      <w:pPr>
-        <w:pStyle w:val="Prrafodelista"/>
-      </w:pPr>
-    </w:p>
+    <w:p/>
     <w:p>
       <w:pPr>
         <w:pStyle w:val="Prrafodelista"/>
@@ -71,14 +209,19 @@
         </w:numPr>
       </w:pPr>
       <w:r>
-        <w:t xml:space="preserve">El 10ª abono </w:t>
-      </w:r>
-      <w:r>
-        <w:t>$178.001,48</w:t>
-      </w:r>
-      <w:r>
-        <w:t xml:space="preserve"> el 05/02</w:t>
-      </w:r>
+        <w:t>La UF ,38 abono el mes anterior con 0,35. Hay que corregirlo</w:t>
+      </w:r>
+    </w:p>
+    <w:p/>
+    <w:p>
+      <w:pPr>
+        <w:pStyle w:val="Prrafodelista"/>
+      </w:pPr>
+    </w:p>
+    <w:p>
+      <w:pPr>
+        <w:pStyle w:val="Prrafodelista"/>
+      </w:pPr>
     </w:p>
     <w:p>
       <w:pPr>
@@ -87,10 +230,21 @@
           <w:ilvl w:val="0"/>
           <w:numId w:val="1"/>
         </w:numPr>
-      </w:pPr>
-      <w:r>
-        <w:t>La UF ,38 abono el mes anterior con 0,35. Hay que corregirlo</w:t>
-      </w:r>
+        <w:rPr>
+          <w:highlight w:val="yellow"/>
+        </w:rPr>
+      </w:pPr>
+      <w:r>
+        <w:rPr>
+          <w:highlight w:val="yellow"/>
+        </w:rPr>
+        <w:t>El 10ª abono $178.001,48 el 05/02</w:t>
+      </w:r>
+    </w:p>
+    <w:p>
+      <w:pPr>
+        <w:pStyle w:val="Prrafodelista"/>
+      </w:pPr>
     </w:p>
     <w:sectPr>
       <w:pgSz w:w="11906" w:h="16838"/>
@@ -103,7 +257,7 @@
 </file>
 
 <file path=word/numbering.xml><?xml version="1.0" encoding="utf-8"?>
-<w:numbering xmlns:wpc="http://schemas.microsoft.com/office/word/2010/wordprocessingCanvas" xmlns:cx="http://schemas.microsoft.com/office/drawing/2014/chartex" xmlns:cx1="http://schemas.microsoft.com/office/drawing/2015/9/8/chartex" xmlns:cx2="http://schemas.microsoft.com/office/drawing/2015/10/21/chartex" xmlns:cx3="http://schemas.microsoft.com/office/drawing/2016/5/9/chartex" xmlns:cx4="http://schemas.microsoft.com/office/drawing/2016/5/10/chartex" xmlns:cx5="http://schemas.microsoft.com/office/drawing/2016/5/11/chartex" xmlns:cx6="http://schemas.microsoft.com/office/drawing/2016/5/12/chartex" xmlns:cx7="http://schemas.microsoft.com/office/drawing/2016/5/13/chartex" xmlns:cx8="http://schemas.microsoft.com/office/drawing/2016/5/14/chartex" xmlns:mc="http://schemas.openxmlformats.org/markup-compatibility/2006" xmlns:aink="http://schemas.microsoft.com/office/drawing/2016/ink" xmlns:am3d="http://schemas.microsoft.com/office/drawing/2017/model3d" xmlns:o="urn:schemas-microsoft-com:office:office" xmlns:oel="http://schemas.microsoft.com/office/2019/extlst" xmlns:r="http://schemas.openxmlformats.org/officeDocument/2006/relationships" xmlns:m="http://schemas.openxmlformats.org/officeDocument/2006/math" xmlns:v="urn:schemas-microsoft-com:vml" xmlns:wp14="http://schemas.microsoft.com/office/word/2010/wordprocessingDrawing" xmlns:wp="http://schemas.openxmlformats.org/drawingml/2006/wordprocessingDrawing" xmlns:w10="urn:schemas-microsoft-com:office:word" xmlns:w="http://schemas.openxmlformats.org/wordprocessingml/2006/main" xmlns:w14="http://schemas.microsoft.com/office/word/2010/wordml" xmlns:w15="http://schemas.microsoft.com/office/word/2012/wordml" xmlns:w16cex="http://schemas.microsoft.com/office/word/2018/wordml/cex" xmlns:w16cid="http://schemas.microsoft.com/office/word/2016/wordml/cid" xmlns:w16="http://schemas.microsoft.com/office/word/2018/wordml" xmlns:w16du="http://schemas.microsoft.com/office/word/2023/wordml/word16du" xmlns:w16sdtdh="http://schemas.microsoft.com/office/word/2020/wordml/sdtdatahash" xmlns:w16sdtfl="http://schemas.microsoft.com/office/word/2024/wordml/sdtformatlock" xmlns:w16se="http://schemas.microsoft.com/office/word/2015/wordml/symex" xmlns:wpg="http://schemas.microsoft.com/office/word/2010/wordprocessingGroup" xmlns:wpi="http://schemas.microsoft.com/office/word/2010/wordprocessingInk" xmlns:wne="http://schemas.microsoft.com/office/word/2006/wordml" xmlns:wps="http://schemas.microsoft.com/office/word/2010/wordprocessingShape" mc:Ignorable="w14 w15 w16se w16cid w16 w16cex w16sdtdh w16sdtfl w16du wp14">
+<w:numbering xmlns:wpc="http://schemas.microsoft.com/office/word/2010/wordprocessingCanvas" xmlns:cx="http://schemas.microsoft.com/office/drawing/2014/chartex" xmlns:cx1="http://schemas.microsoft.com/office/drawing/2015/9/8/chartex" xmlns:cx2="http://schemas.microsoft.com/office/drawing/2015/10/21/chartex" xmlns:cx3="http://schemas.microsoft.com/office/drawing/2016/5/9/chartex" xmlns:cx4="http://schemas.microsoft.com/office/drawing/2016/5/10/chartex" xmlns:cx5="http://schemas.microsoft.com/office/drawing/2016/5/11/chartex" xmlns:cx6="http://schemas.microsoft.com/office/drawing/2016/5/12/chartex" xmlns:cx7="http://schemas.microsoft.com/office/drawing/2016/5/13/chartex" xmlns:cx8="http://schemas.microsoft.com/office/drawing/2016/5/14/chartex" xmlns:mc="http://schemas.openxmlformats.org/markup-compatibility/2006" xmlns:aink="http://schemas.microsoft.com/office/drawing/2016/ink" xmlns:am3d="http://schemas.microsoft.com/office/drawing/2017/model3d" xmlns:o="urn:schemas-microsoft-com:office:office" xmlns:r="http://schemas.openxmlformats.org/officeDocument/2006/relationships" xmlns:m="http://schemas.openxmlformats.org/officeDocument/2006/math" xmlns:v="urn:schemas-microsoft-com:vml" xmlns:wp14="http://schemas.microsoft.com/office/word/2010/wordprocessingDrawing" xmlns:wp="http://schemas.openxmlformats.org/drawingml/2006/wordprocessingDrawing" xmlns:w10="urn:schemas-microsoft-com:office:word" xmlns:w="http://schemas.openxmlformats.org/wordprocessingml/2006/main" xmlns:w14="http://schemas.microsoft.com/office/word/2010/wordml" xmlns:w15="http://schemas.microsoft.com/office/word/2012/wordml" xmlns:w16cex="http://schemas.microsoft.com/office/word/2018/wordml/cex" xmlns:w16cid="http://schemas.microsoft.com/office/word/2016/wordml/cid" xmlns:w16="http://schemas.microsoft.com/office/word/2018/wordml" xmlns:w16sdtdh="http://schemas.microsoft.com/office/word/2020/wordml/sdtdatahash" xmlns:w16se="http://schemas.microsoft.com/office/word/2015/wordml/symex" xmlns:wpg="http://schemas.microsoft.com/office/word/2010/wordprocessingGroup" xmlns:wpi="http://schemas.microsoft.com/office/word/2010/wordprocessingInk" xmlns:wne="http://schemas.microsoft.com/office/word/2006/wordml" xmlns:wps="http://schemas.microsoft.com/office/word/2010/wordprocessingShape" mc:Ignorable="w14 w15 w16se w16cid w16 w16cex w16sdtdh wp14">
   <w:abstractNum w:abstractNumId="0" w15:restartNumberingAfterBreak="0">
     <w:nsid w:val="7DE17DBA"/>
     <w:multiLevelType w:val="hybridMultilevel"/>
@@ -217,14 +371,14 @@
       </w:rPr>
     </w:lvl>
   </w:abstractNum>
-  <w:num w:numId="1" w16cid:durableId="1403261258">
+  <w:num w:numId="1">
     <w:abstractNumId w:val="0"/>
   </w:num>
 </w:numbering>
 </file>
 
 <file path=word/styles.xml><?xml version="1.0" encoding="utf-8"?>
-<w:styles xmlns:mc="http://schemas.openxmlformats.org/markup-compatibility/2006" xmlns:r="http://schemas.openxmlformats.org/officeDocument/2006/relationships" xmlns:w="http://schemas.openxmlformats.org/wordprocessingml/2006/main" xmlns:w14="http://schemas.microsoft.com/office/word/2010/wordml" xmlns:w15="http://schemas.microsoft.com/office/word/2012/wordml" xmlns:w16cex="http://schemas.microsoft.com/office/word/2018/wordml/cex" xmlns:w16cid="http://schemas.microsoft.com/office/word/2016/wordml/cid" xmlns:w16="http://schemas.microsoft.com/office/word/2018/wordml" xmlns:w16du="http://schemas.microsoft.com/office/word/2023/wordml/word16du" xmlns:w16sdtdh="http://schemas.microsoft.com/office/word/2020/wordml/sdtdatahash" xmlns:w16sdtfl="http://schemas.microsoft.com/office/word/2024/wordml/sdtformatlock" xmlns:w16se="http://schemas.microsoft.com/office/word/2015/wordml/symex" mc:Ignorable="w14 w15 w16se w16cid w16 w16cex w16sdtdh w16sdtfl w16du">
+<w:styles xmlns:mc="http://schemas.openxmlformats.org/markup-compatibility/2006" xmlns:r="http://schemas.openxmlformats.org/officeDocument/2006/relationships" xmlns:w="http://schemas.openxmlformats.org/wordprocessingml/2006/main" xmlns:w14="http://schemas.microsoft.com/office/word/2010/wordml" xmlns:w15="http://schemas.microsoft.com/office/word/2012/wordml" xmlns:w16cex="http://schemas.microsoft.com/office/word/2018/wordml/cex" xmlns:w16cid="http://schemas.microsoft.com/office/word/2016/wordml/cid" xmlns:w16="http://schemas.microsoft.com/office/word/2018/wordml" xmlns:w16sdtdh="http://schemas.microsoft.com/office/word/2020/wordml/sdtdatahash" xmlns:w16se="http://schemas.microsoft.com/office/word/2015/wordml/symex" mc:Ignorable="w14 w15 w16se w16cid w16 w16cex w16sdtdh">
   <w:docDefaults>
     <w:rPrDefault>
       <w:rPr>

--- a/2026/MELO 3041/ANOTACIONES/ANOTACIONES PARA FEBRERO.docx
+++ b/2026/MELO 3041/ANOTACIONES/ANOTACIONES PARA FEBRERO.docx
@@ -1,6 +1,6 @@
 
 <file path=word/document.xml><?xml version="1.0" encoding="utf-8"?>
-<w:document xmlns:wpc="http://schemas.microsoft.com/office/word/2010/wordprocessingCanvas" xmlns:cx="http://schemas.microsoft.com/office/drawing/2014/chartex" xmlns:cx1="http://schemas.microsoft.com/office/drawing/2015/9/8/chartex" xmlns:cx2="http://schemas.microsoft.com/office/drawing/2015/10/21/chartex" xmlns:cx3="http://schemas.microsoft.com/office/drawing/2016/5/9/chartex" xmlns:cx4="http://schemas.microsoft.com/office/drawing/2016/5/10/chartex" xmlns:cx5="http://schemas.microsoft.com/office/drawing/2016/5/11/chartex" xmlns:cx6="http://schemas.microsoft.com/office/drawing/2016/5/12/chartex" xmlns:cx7="http://schemas.microsoft.com/office/drawing/2016/5/13/chartex" xmlns:cx8="http://schemas.microsoft.com/office/drawing/2016/5/14/chartex" xmlns:mc="http://schemas.openxmlformats.org/markup-compatibility/2006" xmlns:aink="http://schemas.microsoft.com/office/drawing/2016/ink" xmlns:am3d="http://schemas.microsoft.com/office/drawing/2017/model3d" xmlns:o="urn:schemas-microsoft-com:office:office" xmlns:r="http://schemas.openxmlformats.org/officeDocument/2006/relationships" xmlns:m="http://schemas.openxmlformats.org/officeDocument/2006/math" xmlns:v="urn:schemas-microsoft-com:vml" xmlns:wp14="http://schemas.microsoft.com/office/word/2010/wordprocessingDrawing" xmlns:wp="http://schemas.openxmlformats.org/drawingml/2006/wordprocessingDrawing" xmlns:w10="urn:schemas-microsoft-com:office:word" xmlns:w="http://schemas.openxmlformats.org/wordprocessingml/2006/main" xmlns:w14="http://schemas.microsoft.com/office/word/2010/wordml" xmlns:w15="http://schemas.microsoft.com/office/word/2012/wordml" xmlns:w16cex="http://schemas.microsoft.com/office/word/2018/wordml/cex" xmlns:w16cid="http://schemas.microsoft.com/office/word/2016/wordml/cid" xmlns:w16="http://schemas.microsoft.com/office/word/2018/wordml" xmlns:w16sdtdh="http://schemas.microsoft.com/office/word/2020/wordml/sdtdatahash" xmlns:w16se="http://schemas.microsoft.com/office/word/2015/wordml/symex" xmlns:wpg="http://schemas.microsoft.com/office/word/2010/wordprocessingGroup" xmlns:wpi="http://schemas.microsoft.com/office/word/2010/wordprocessingInk" xmlns:wne="http://schemas.microsoft.com/office/word/2006/wordml" xmlns:wps="http://schemas.microsoft.com/office/word/2010/wordprocessingShape" mc:Ignorable="w14 w15 w16se w16cid w16 w16cex w16sdtdh wp14">
+<w:document xmlns:wpc="http://schemas.microsoft.com/office/word/2010/wordprocessingCanvas" xmlns:cx="http://schemas.microsoft.com/office/drawing/2014/chartex" xmlns:cx1="http://schemas.microsoft.com/office/drawing/2015/9/8/chartex" xmlns:cx2="http://schemas.microsoft.com/office/drawing/2015/10/21/chartex" xmlns:cx3="http://schemas.microsoft.com/office/drawing/2016/5/9/chartex" xmlns:cx4="http://schemas.microsoft.com/office/drawing/2016/5/10/chartex" xmlns:cx5="http://schemas.microsoft.com/office/drawing/2016/5/11/chartex" xmlns:cx6="http://schemas.microsoft.com/office/drawing/2016/5/12/chartex" xmlns:cx7="http://schemas.microsoft.com/office/drawing/2016/5/13/chartex" xmlns:cx8="http://schemas.microsoft.com/office/drawing/2016/5/14/chartex" xmlns:mc="http://schemas.openxmlformats.org/markup-compatibility/2006" xmlns:aink="http://schemas.microsoft.com/office/drawing/2016/ink" xmlns:am3d="http://schemas.microsoft.com/office/drawing/2017/model3d" xmlns:o="urn:schemas-microsoft-com:office:office" xmlns:oel="http://schemas.microsoft.com/office/2019/extlst" xmlns:r="http://schemas.openxmlformats.org/officeDocument/2006/relationships" xmlns:m="http://schemas.openxmlformats.org/officeDocument/2006/math" xmlns:v="urn:schemas-microsoft-com:vml" xmlns:wp14="http://schemas.microsoft.com/office/word/2010/wordprocessingDrawing" xmlns:wp="http://schemas.openxmlformats.org/drawingml/2006/wordprocessingDrawing" xmlns:w10="urn:schemas-microsoft-com:office:word" xmlns:w="http://schemas.openxmlformats.org/wordprocessingml/2006/main" xmlns:w14="http://schemas.microsoft.com/office/word/2010/wordml" xmlns:w15="http://schemas.microsoft.com/office/word/2012/wordml" xmlns:w16cex="http://schemas.microsoft.com/office/word/2018/wordml/cex" xmlns:w16cid="http://schemas.microsoft.com/office/word/2016/wordml/cid" xmlns:w16="http://schemas.microsoft.com/office/word/2018/wordml" xmlns:w16du="http://schemas.microsoft.com/office/word/2023/wordml/word16du" xmlns:w16sdtdh="http://schemas.microsoft.com/office/word/2020/wordml/sdtdatahash" xmlns:w16sdtfl="http://schemas.microsoft.com/office/word/2024/wordml/sdtformatlock" xmlns:w16se="http://schemas.microsoft.com/office/word/2015/wordml/symex" xmlns:wpg="http://schemas.microsoft.com/office/word/2010/wordprocessingGroup" xmlns:wpi="http://schemas.microsoft.com/office/word/2010/wordprocessingInk" xmlns:wne="http://schemas.microsoft.com/office/word/2006/wordml" xmlns:wps="http://schemas.microsoft.com/office/word/2010/wordprocessingShape" mc:Ignorable="w14 w15 w16se w16cid w16 w16cex w16sdtdh w16sdtfl w16du wp14">
   <w:body>
     <w:p>
       <w:r>
@@ -14,54 +14,85 @@
           <w:ilvl w:val="0"/>
           <w:numId w:val="1"/>
         </w:numPr>
-      </w:pPr>
-      <w:r>
+        <w:rPr>
+          <w:highlight w:val="cyan"/>
+        </w:rPr>
+      </w:pPr>
+      <w:r>
+        <w:rPr>
+          <w:highlight w:val="cyan"/>
+        </w:rPr>
         <w:t xml:space="preserve">el 05/01 </w:t>
       </w:r>
       <w:proofErr w:type="spellStart"/>
       <w:r>
+        <w:rPr>
+          <w:highlight w:val="cyan"/>
+        </w:rPr>
         <w:t>habia</w:t>
       </w:r>
       <w:proofErr w:type="spellEnd"/>
       <w:r>
+        <w:rPr>
+          <w:highlight w:val="cyan"/>
+        </w:rPr>
         <w:t xml:space="preserve"> abonado el 11A $403.153,51- El 11A sin deuda debe </w:t>
       </w:r>
       <w:proofErr w:type="gramStart"/>
       <w:r>
+        <w:rPr>
+          <w:highlight w:val="cyan"/>
+        </w:rPr>
         <w:t>abonar  $</w:t>
       </w:r>
       <w:proofErr w:type="gramEnd"/>
       <w:r>
+        <w:rPr>
+          <w:highlight w:val="cyan"/>
+        </w:rPr>
         <w:t xml:space="preserve">223.925,51(le rehicimos los </w:t>
       </w:r>
       <w:proofErr w:type="spellStart"/>
       <w:r>
+        <w:rPr>
+          <w:highlight w:val="cyan"/>
+        </w:rPr>
         <w:t>numeros</w:t>
       </w:r>
       <w:proofErr w:type="spellEnd"/>
       <w:r>
-        <w:t>) en Febrero</w:t>
-      </w:r>
-      <w:r>
-        <w:t xml:space="preserve"> - </w:t>
-      </w:r>
-      <w:r>
-        <w:rPr>
-          <w:highlight w:val="yellow"/>
-        </w:rPr>
-        <w:t>L</w:t>
-      </w:r>
-      <w:r>
-        <w:rPr>
-          <w:highlight w:val="yellow"/>
-        </w:rPr>
-        <w:t>a</w:t>
-      </w:r>
-      <w:r>
-        <w:rPr>
-          <w:highlight w:val="yellow"/>
-        </w:rPr>
-        <w:t xml:space="preserve"> ponemos paga en su totalidad , queda restar de la caja la identificación de la transferencia no identificada del mes anterior</w:t>
+        <w:rPr>
+          <w:highlight w:val="cyan"/>
+        </w:rPr>
+        <w:t xml:space="preserve">) en </w:t>
+      </w:r>
+      <w:proofErr w:type="gramStart"/>
+      <w:r>
+        <w:rPr>
+          <w:highlight w:val="cyan"/>
+        </w:rPr>
+        <w:t>Febrero</w:t>
+      </w:r>
+      <w:proofErr w:type="gramEnd"/>
+      <w:r>
+        <w:rPr>
+          <w:highlight w:val="cyan"/>
+        </w:rPr>
+        <w:t xml:space="preserve"> - La ponemos paga en su </w:t>
+      </w:r>
+      <w:proofErr w:type="gramStart"/>
+      <w:r>
+        <w:rPr>
+          <w:highlight w:val="cyan"/>
+        </w:rPr>
+        <w:t>totalidad ,</w:t>
+      </w:r>
+      <w:proofErr w:type="gramEnd"/>
+      <w:r>
+        <w:rPr>
+          <w:highlight w:val="cyan"/>
+        </w:rPr>
+        <w:t xml:space="preserve"> queda restar de la caja la identificación de la transferencia no identificada del mes anterior</w:t>
       </w:r>
     </w:p>
     <w:p>
@@ -81,54 +112,77 @@
           <w:ilvl w:val="0"/>
           <w:numId w:val="1"/>
         </w:numPr>
-      </w:pPr>
-      <w:r>
+        <w:rPr>
+          <w:highlight w:val="cyan"/>
+        </w:rPr>
+      </w:pPr>
+      <w:r>
+        <w:rPr>
+          <w:highlight w:val="cyan"/>
+        </w:rPr>
         <w:t xml:space="preserve">El 03/01 </w:t>
       </w:r>
       <w:proofErr w:type="spellStart"/>
       <w:r>
+        <w:rPr>
+          <w:highlight w:val="cyan"/>
+        </w:rPr>
         <w:t>habia</w:t>
       </w:r>
       <w:proofErr w:type="spellEnd"/>
       <w:r>
+        <w:rPr>
+          <w:highlight w:val="cyan"/>
+        </w:rPr>
         <w:t xml:space="preserve"> abonado el 5B $115759,34 - El 5B sin deuda debe </w:t>
       </w:r>
       <w:proofErr w:type="gramStart"/>
       <w:r>
+        <w:rPr>
+          <w:highlight w:val="cyan"/>
+        </w:rPr>
         <w:t>abonar  $</w:t>
       </w:r>
       <w:proofErr w:type="gramEnd"/>
       <w:r>
+        <w:rPr>
+          <w:highlight w:val="cyan"/>
+        </w:rPr>
         <w:t xml:space="preserve">119.270,34 (le rehicimos los </w:t>
       </w:r>
       <w:proofErr w:type="spellStart"/>
       <w:r>
+        <w:rPr>
+          <w:highlight w:val="cyan"/>
+        </w:rPr>
         <w:t>numeros</w:t>
       </w:r>
       <w:proofErr w:type="spellEnd"/>
       <w:r>
+        <w:rPr>
+          <w:highlight w:val="cyan"/>
+        </w:rPr>
         <w:t>) en Febrero</w:t>
       </w:r>
       <w:r>
-        <w:t xml:space="preserve"> – </w:t>
-      </w:r>
-      <w:r>
-        <w:rPr>
-          <w:highlight w:val="yellow"/>
-        </w:rPr>
-        <w:t>L</w:t>
-      </w:r>
-      <w:r>
-        <w:rPr>
-          <w:highlight w:val="yellow"/>
-        </w:rPr>
-        <w:t>a</w:t>
-      </w:r>
-      <w:r>
-        <w:rPr>
-          <w:highlight w:val="yellow"/>
-        </w:rPr>
-        <w:t xml:space="preserve"> ponemos paga en su totalidad , queda restar de la caja la identificación de la transferencia no identificada del mes anterior</w:t>
+        <w:rPr>
+          <w:highlight w:val="cyan"/>
+        </w:rPr>
+        <w:t xml:space="preserve"> – La ponemos paga en su </w:t>
+      </w:r>
+      <w:proofErr w:type="gramStart"/>
+      <w:r>
+        <w:rPr>
+          <w:highlight w:val="cyan"/>
+        </w:rPr>
+        <w:t>totalidad ,</w:t>
+      </w:r>
+      <w:proofErr w:type="gramEnd"/>
+      <w:r>
+        <w:rPr>
+          <w:highlight w:val="cyan"/>
+        </w:rPr>
+        <w:t xml:space="preserve"> queda restar de la caja la identificación de la transferencia no identificada del mes anterior</w:t>
       </w:r>
     </w:p>
     <w:p/>
@@ -140,63 +194,83 @@
           <w:ilvl w:val="0"/>
           <w:numId w:val="1"/>
         </w:numPr>
-      </w:pPr>
-      <w:r>
+        <w:rPr>
+          <w:highlight w:val="cyan"/>
+        </w:rPr>
+      </w:pPr>
+      <w:r>
+        <w:rPr>
+          <w:highlight w:val="cyan"/>
+        </w:rPr>
         <w:t xml:space="preserve">El 09/01 </w:t>
       </w:r>
       <w:proofErr w:type="spellStart"/>
       <w:r>
+        <w:rPr>
+          <w:highlight w:val="cyan"/>
+        </w:rPr>
         <w:t>habia</w:t>
       </w:r>
       <w:proofErr w:type="spellEnd"/>
       <w:r>
+        <w:rPr>
+          <w:highlight w:val="cyan"/>
+        </w:rPr>
         <w:t xml:space="preserve"> abonado $117794 el 9 C - El 9C sin deuda debe </w:t>
       </w:r>
       <w:proofErr w:type="gramStart"/>
       <w:r>
+        <w:rPr>
+          <w:highlight w:val="cyan"/>
+        </w:rPr>
         <w:t>abonar  $</w:t>
       </w:r>
       <w:proofErr w:type="gramEnd"/>
       <w:r>
+        <w:rPr>
+          <w:highlight w:val="cyan"/>
+        </w:rPr>
         <w:t xml:space="preserve">121.367,44 (le rehicimos los </w:t>
       </w:r>
       <w:proofErr w:type="spellStart"/>
       <w:r>
+        <w:rPr>
+          <w:highlight w:val="cyan"/>
+        </w:rPr>
         <w:t>numeros</w:t>
       </w:r>
       <w:proofErr w:type="spellEnd"/>
       <w:r>
+        <w:rPr>
+          <w:highlight w:val="cyan"/>
+        </w:rPr>
         <w:t>) en Febrero</w:t>
       </w:r>
       <w:r>
-        <w:t xml:space="preserve"> – Abona </w:t>
-      </w:r>
-      <w:r>
-        <w:t>$121.367,13</w:t>
-      </w:r>
-      <w:r>
-        <w:t xml:space="preserve"> el 10/02 y lo ponemos pago x completo</w:t>
-      </w:r>
-      <w:r>
-        <w:t xml:space="preserve"> - </w:t>
-      </w:r>
-      <w:r>
-        <w:rPr>
-          <w:highlight w:val="yellow"/>
-        </w:rPr>
-        <w:t>L</w:t>
-      </w:r>
-      <w:r>
-        <w:rPr>
-          <w:highlight w:val="yellow"/>
-        </w:rPr>
-        <w:t>a</w:t>
-      </w:r>
-      <w:r>
-        <w:rPr>
-          <w:highlight w:val="yellow"/>
-        </w:rPr>
-        <w:t xml:space="preserve"> ponemos paga en su totalidad , queda restar de la caja la identificación de la transferencia no identificada del mes anterior</w:t>
+        <w:rPr>
+          <w:highlight w:val="cyan"/>
+        </w:rPr>
+        <w:t xml:space="preserve"> – Abona $121.367,13 el 10/02 y lo ponemos pago x completo</w:t>
+      </w:r>
+      <w:r>
+        <w:rPr>
+          <w:highlight w:val="cyan"/>
+        </w:rPr>
+        <w:t xml:space="preserve"> - La ponemos paga en su </w:t>
+      </w:r>
+      <w:proofErr w:type="gramStart"/>
+      <w:r>
+        <w:rPr>
+          <w:highlight w:val="cyan"/>
+        </w:rPr>
+        <w:t>totalidad ,</w:t>
+      </w:r>
+      <w:proofErr w:type="gramEnd"/>
+      <w:r>
+        <w:rPr>
+          <w:highlight w:val="cyan"/>
+        </w:rPr>
+        <w:t xml:space="preserve"> queda restar de la caja la identificación de la transferencia no identificada del mes anterior</w:t>
       </w:r>
     </w:p>
     <w:p/>
@@ -231,12 +305,12 @@
           <w:numId w:val="1"/>
         </w:numPr>
         <w:rPr>
-          <w:highlight w:val="yellow"/>
-        </w:rPr>
-      </w:pPr>
-      <w:r>
-        <w:rPr>
-          <w:highlight w:val="yellow"/>
+          <w:highlight w:val="cyan"/>
+        </w:rPr>
+      </w:pPr>
+      <w:r>
+        <w:rPr>
+          <w:highlight w:val="cyan"/>
         </w:rPr>
         <w:t>El 10ª abono $178.001,48 el 05/02</w:t>
       </w:r>
@@ -257,7 +331,7 @@
 </file>
 
 <file path=word/numbering.xml><?xml version="1.0" encoding="utf-8"?>
-<w:numbering xmlns:wpc="http://schemas.microsoft.com/office/word/2010/wordprocessingCanvas" xmlns:cx="http://schemas.microsoft.com/office/drawing/2014/chartex" xmlns:cx1="http://schemas.microsoft.com/office/drawing/2015/9/8/chartex" xmlns:cx2="http://schemas.microsoft.com/office/drawing/2015/10/21/chartex" xmlns:cx3="http://schemas.microsoft.com/office/drawing/2016/5/9/chartex" xmlns:cx4="http://schemas.microsoft.com/office/drawing/2016/5/10/chartex" xmlns:cx5="http://schemas.microsoft.com/office/drawing/2016/5/11/chartex" xmlns:cx6="http://schemas.microsoft.com/office/drawing/2016/5/12/chartex" xmlns:cx7="http://schemas.microsoft.com/office/drawing/2016/5/13/chartex" xmlns:cx8="http://schemas.microsoft.com/office/drawing/2016/5/14/chartex" xmlns:mc="http://schemas.openxmlformats.org/markup-compatibility/2006" xmlns:aink="http://schemas.microsoft.com/office/drawing/2016/ink" xmlns:am3d="http://schemas.microsoft.com/office/drawing/2017/model3d" xmlns:o="urn:schemas-microsoft-com:office:office" xmlns:r="http://schemas.openxmlformats.org/officeDocument/2006/relationships" xmlns:m="http://schemas.openxmlformats.org/officeDocument/2006/math" xmlns:v="urn:schemas-microsoft-com:vml" xmlns:wp14="http://schemas.microsoft.com/office/word/2010/wordprocessingDrawing" xmlns:wp="http://schemas.openxmlformats.org/drawingml/2006/wordprocessingDrawing" xmlns:w10="urn:schemas-microsoft-com:office:word" xmlns:w="http://schemas.openxmlformats.org/wordprocessingml/2006/main" xmlns:w14="http://schemas.microsoft.com/office/word/2010/wordml" xmlns:w15="http://schemas.microsoft.com/office/word/2012/wordml" xmlns:w16cex="http://schemas.microsoft.com/office/word/2018/wordml/cex" xmlns:w16cid="http://schemas.microsoft.com/office/word/2016/wordml/cid" xmlns:w16="http://schemas.microsoft.com/office/word/2018/wordml" xmlns:w16sdtdh="http://schemas.microsoft.com/office/word/2020/wordml/sdtdatahash" xmlns:w16se="http://schemas.microsoft.com/office/word/2015/wordml/symex" xmlns:wpg="http://schemas.microsoft.com/office/word/2010/wordprocessingGroup" xmlns:wpi="http://schemas.microsoft.com/office/word/2010/wordprocessingInk" xmlns:wne="http://schemas.microsoft.com/office/word/2006/wordml" xmlns:wps="http://schemas.microsoft.com/office/word/2010/wordprocessingShape" mc:Ignorable="w14 w15 w16se w16cid w16 w16cex w16sdtdh wp14">
+<w:numbering xmlns:wpc="http://schemas.microsoft.com/office/word/2010/wordprocessingCanvas" xmlns:cx="http://schemas.microsoft.com/office/drawing/2014/chartex" xmlns:cx1="http://schemas.microsoft.com/office/drawing/2015/9/8/chartex" xmlns:cx2="http://schemas.microsoft.com/office/drawing/2015/10/21/chartex" xmlns:cx3="http://schemas.microsoft.com/office/drawing/2016/5/9/chartex" xmlns:cx4="http://schemas.microsoft.com/office/drawing/2016/5/10/chartex" xmlns:cx5="http://schemas.microsoft.com/office/drawing/2016/5/11/chartex" xmlns:cx6="http://schemas.microsoft.com/office/drawing/2016/5/12/chartex" xmlns:cx7="http://schemas.microsoft.com/office/drawing/2016/5/13/chartex" xmlns:cx8="http://schemas.microsoft.com/office/drawing/2016/5/14/chartex" xmlns:mc="http://schemas.openxmlformats.org/markup-compatibility/2006" xmlns:aink="http://schemas.microsoft.com/office/drawing/2016/ink" xmlns:am3d="http://schemas.microsoft.com/office/drawing/2017/model3d" xmlns:o="urn:schemas-microsoft-com:office:office" xmlns:oel="http://schemas.microsoft.com/office/2019/extlst" xmlns:r="http://schemas.openxmlformats.org/officeDocument/2006/relationships" xmlns:m="http://schemas.openxmlformats.org/officeDocument/2006/math" xmlns:v="urn:schemas-microsoft-com:vml" xmlns:wp14="http://schemas.microsoft.com/office/word/2010/wordprocessingDrawing" xmlns:wp="http://schemas.openxmlformats.org/drawingml/2006/wordprocessingDrawing" xmlns:w10="urn:schemas-microsoft-com:office:word" xmlns:w="http://schemas.openxmlformats.org/wordprocessingml/2006/main" xmlns:w14="http://schemas.microsoft.com/office/word/2010/wordml" xmlns:w15="http://schemas.microsoft.com/office/word/2012/wordml" xmlns:w16cex="http://schemas.microsoft.com/office/word/2018/wordml/cex" xmlns:w16cid="http://schemas.microsoft.com/office/word/2016/wordml/cid" xmlns:w16="http://schemas.microsoft.com/office/word/2018/wordml" xmlns:w16du="http://schemas.microsoft.com/office/word/2023/wordml/word16du" xmlns:w16sdtdh="http://schemas.microsoft.com/office/word/2020/wordml/sdtdatahash" xmlns:w16sdtfl="http://schemas.microsoft.com/office/word/2024/wordml/sdtformatlock" xmlns:w16se="http://schemas.microsoft.com/office/word/2015/wordml/symex" xmlns:wpg="http://schemas.microsoft.com/office/word/2010/wordprocessingGroup" xmlns:wpi="http://schemas.microsoft.com/office/word/2010/wordprocessingInk" xmlns:wne="http://schemas.microsoft.com/office/word/2006/wordml" xmlns:wps="http://schemas.microsoft.com/office/word/2010/wordprocessingShape" mc:Ignorable="w14 w15 w16se w16cid w16 w16cex w16sdtdh w16sdtfl w16du wp14">
   <w:abstractNum w:abstractNumId="0" w15:restartNumberingAfterBreak="0">
     <w:nsid w:val="7DE17DBA"/>
     <w:multiLevelType w:val="hybridMultilevel"/>
@@ -371,14 +445,14 @@
       </w:rPr>
     </w:lvl>
   </w:abstractNum>
-  <w:num w:numId="1">
+  <w:num w:numId="1" w16cid:durableId="864172052">
     <w:abstractNumId w:val="0"/>
   </w:num>
 </w:numbering>
 </file>
 
 <file path=word/styles.xml><?xml version="1.0" encoding="utf-8"?>
-<w:styles xmlns:mc="http://schemas.openxmlformats.org/markup-compatibility/2006" xmlns:r="http://schemas.openxmlformats.org/officeDocument/2006/relationships" xmlns:w="http://schemas.openxmlformats.org/wordprocessingml/2006/main" xmlns:w14="http://schemas.microsoft.com/office/word/2010/wordml" xmlns:w15="http://schemas.microsoft.com/office/word/2012/wordml" xmlns:w16cex="http://schemas.microsoft.com/office/word/2018/wordml/cex" xmlns:w16cid="http://schemas.microsoft.com/office/word/2016/wordml/cid" xmlns:w16="http://schemas.microsoft.com/office/word/2018/wordml" xmlns:w16sdtdh="http://schemas.microsoft.com/office/word/2020/wordml/sdtdatahash" xmlns:w16se="http://schemas.microsoft.com/office/word/2015/wordml/symex" mc:Ignorable="w14 w15 w16se w16cid w16 w16cex w16sdtdh">
+<w:styles xmlns:mc="http://schemas.openxmlformats.org/markup-compatibility/2006" xmlns:r="http://schemas.openxmlformats.org/officeDocument/2006/relationships" xmlns:w="http://schemas.openxmlformats.org/wordprocessingml/2006/main" xmlns:w14="http://schemas.microsoft.com/office/word/2010/wordml" xmlns:w15="http://schemas.microsoft.com/office/word/2012/wordml" xmlns:w16cex="http://schemas.microsoft.com/office/word/2018/wordml/cex" xmlns:w16cid="http://schemas.microsoft.com/office/word/2016/wordml/cid" xmlns:w16="http://schemas.microsoft.com/office/word/2018/wordml" xmlns:w16du="http://schemas.microsoft.com/office/word/2023/wordml/word16du" xmlns:w16sdtdh="http://schemas.microsoft.com/office/word/2020/wordml/sdtdatahash" xmlns:w16sdtfl="http://schemas.microsoft.com/office/word/2024/wordml/sdtformatlock" xmlns:w16se="http://schemas.microsoft.com/office/word/2015/wordml/symex" mc:Ignorable="w14 w15 w16se w16cid w16 w16cex w16sdtdh w16sdtfl w16du">
   <w:docDefaults>
     <w:rPrDefault>
       <w:rPr>
